--- a/docs/script.docx
+++ b/docs/script.docx
@@ -22,7 +22,7 @@
         <w:pStyle w:val="Heading2"/>
       </w:pPr>
       <w:r>
-        <w:t>CH01　エージェント登録（参加経験・営業へのイメージ）　0:00–0:55</w:t>
+        <w:t>CH01　本日参加いただいた学生登録（参加経験・営業へのイメージ）　0:00–0:55</w:t>
       </w:r>
     </w:p>
     <w:tbl>
@@ -109,7 +109,7 @@
             <w:r>
               <w:t>0:00–</w:t>
               <w:br/>
-              <w:t>0:10</w:t>
+              <w:t>0:11</w:t>
             </w:r>
           </w:p>
         </w:tc>
@@ -141,7 +141,7 @@
           </w:tcPr>
           <w:p>
             <w:r>
-              <w:t>エージェントの皆さん、新たな任務です。社会を動かす“見えない技術”の正体を、6つのミッションで解き明かしてください。</w:t>
+              <w:t>本日参加いただいた学生の皆さん、新たな任務です。社会を動かす“見えない技術”の正体を、6つのミッションで解き明かしてください。</w:t>
             </w:r>
           </w:p>
         </w:tc>
@@ -153,7 +153,7 @@
           </w:tcPr>
           <w:p>
             <w:r>
-              <w:t>0:10–</w:t>
+              <w:t>0:11–</w:t>
               <w:br/>
               <w:t>0:30</w:t>
             </w:r>
@@ -187,7 +187,7 @@
           </w:tcPr>
           <w:p>
             <w:r>
-              <w:t>まずは本人確認です。今日の仕事体験は何社目ですか。どんな業界に興味を持ってきましたか。そして、営業の仕事と聞いて、何を思い浮かべますか。動画を止めて、共有しましょう。</w:t>
+              <w:t>まずは現状確認です。今日の仕事体験は何社目ですか。どんな業界に興味を持ってきましたか。そして、営業の仕事と聞いて、何を思い浮かべますか。動画を止めて、共有しましょう。</w:t>
             </w:r>
           </w:p>
           <w:p>
@@ -743,7 +743,7 @@
         <w:pStyle w:val="Heading2"/>
       </w:pPr>
       <w:r>
-        <w:t>CH04　エージェント能力分析（3つの能力の掛け算）　4:05–4:45</w:t>
+        <w:t>CH04　本日参加いただいた学生能力分析（3つの能力の掛け算）　4:05–4:45</w:t>
       </w:r>
     </w:p>
     <w:tbl>
@@ -862,7 +862,7 @@
           </w:tcPr>
           <w:p>
             <w:r>
-              <w:t>エージェント能力分析です。センサ営業では、技術を理解する力、課題の背景を考える力、そして信頼関係を築く力が育ちます。どれか一つではなく、掛け合わせることに価値があります。</w:t>
+              <w:t>本日参加いただいた学生能力分析です。センサ営業では、技術を理解する力、課題の背景を考える力、そして信頼関係を築く力が育ちます。どれか一つではなく、掛け合わせることに価値があります。</w:t>
             </w:r>
           </w:p>
         </w:tc>

--- a/docs/script.docx
+++ b/docs/script.docx
@@ -743,7 +743,7 @@
         <w:pStyle w:val="Heading2"/>
       </w:pPr>
       <w:r>
-        <w:t>CH04　本日参加いただいた学生能力分析（3つの能力の掛け算）　4:05–4:45</w:t>
+        <w:t>CH04　センサ営業で育つ3つの力（3つの能力の掛け算）　4:05–4:45</w:t>
       </w:r>
     </w:p>
     <w:tbl>
@@ -862,7 +862,7 @@
           </w:tcPr>
           <w:p>
             <w:r>
-              <w:t>本日参加いただいた学生能力分析です。センサ営業では、技術を理解する力、課題の背景を考える力、そして信頼関係を築く力が育ちます。どれか一つではなく、掛け合わせることに価値があります。</w:t>
+              <w:t>センサ営業で育つ、3つの力です。センサ営業では、技術を理解する力、課題の背景を考える力、そして信頼関係を築く力が育ちます。どれか一つではなく、掛け合わせることに価値があります。</w:t>
             </w:r>
           </w:p>
         </w:tc>
